--- a/Отчёт Васильев.docx
+++ b/Отчёт Васильев.docx
@@ -1161,27 +1161,26 @@
           </w:r>
           <w:r>
             <w:rPr>
-              <w:rStyle w:val="user"/>
+              <w:rStyle w:val="Style12"/>
             </w:rPr>
             <w:instrText xml:space="preserve"> TOC \f \o "1-9" \h</w:instrText>
           </w:r>
           <w:r>
             <w:rPr>
-              <w:rStyle w:val="user"/>
+              <w:rStyle w:val="Style12"/>
             </w:rPr>
             <w:fldChar w:fldCharType="separate"/>
           </w:r>
-          <w:r>
-            <w:rPr>
-              <w:rStyle w:val="user"/>
-            </w:rPr>
-            <w:t>Введение</w:t>
-          </w:r>
-          <w:r>
-            <w:rPr/>
-            <w:tab/>
-            <w:t>3</w:t>
-          </w:r>
+          <w:hyperlink w:anchor="__RefHeading___Toc37_2900125873" w:tooltip="Введение">
+            <w:r>
+              <w:rPr>
+                <w:rStyle w:val="Style12"/>
+              </w:rPr>
+              <w:t>Введение</w:t>
+              <w:tab/>
+              <w:t>3</w:t>
+            </w:r>
+          </w:hyperlink>
         </w:p>
         <w:p>
           <w:pPr>
@@ -1192,12 +1191,16 @@
             </w:tabs>
             <w:rPr/>
           </w:pPr>
-          <w:r>
-            <w:rPr/>
-            <w:t>1. Техническое задание</w:t>
-            <w:tab/>
-            <w:t>4</w:t>
-          </w:r>
+          <w:hyperlink w:anchor="__RefHeading___Toc39_2900125873" w:tooltip="1. Техническое задание">
+            <w:r>
+              <w:rPr>
+                <w:rStyle w:val="Style12"/>
+              </w:rPr>
+              <w:t>1. Техническое задание</w:t>
+              <w:tab/>
+              <w:t>4</w:t>
+            </w:r>
+          </w:hyperlink>
         </w:p>
         <w:p>
           <w:pPr>
@@ -1208,12 +1211,36 @@
             </w:tabs>
             <w:rPr/>
           </w:pPr>
-          <w:r>
+          <w:hyperlink w:anchor="__RefHeading___Toc41_2900125873" w:tooltip="1.1 Технические требования">
+            <w:r>
+              <w:rPr>
+                <w:rStyle w:val="Style12"/>
+              </w:rPr>
+              <w:t>1.1 Технические требования</w:t>
+              <w:tab/>
+              <w:t>4</w:t>
+            </w:r>
+          </w:hyperlink>
+        </w:p>
+        <w:p>
+          <w:pPr>
+            <w:pStyle w:val="TOC1"/>
+            <w:tabs>
+              <w:tab w:val="clear" w:pos="9638"/>
+              <w:tab w:val="right" w:pos="9637" w:leader="dot"/>
+            </w:tabs>
             <w:rPr/>
-            <w:t>1.1 Технические требования</w:t>
-            <w:tab/>
-            <w:t>4</w:t>
-          </w:r>
+          </w:pPr>
+          <w:hyperlink w:anchor="__RefHeading___Toc45_2900125873" w:tooltip="2. Технологический раздел">
+            <w:r>
+              <w:rPr>
+                <w:rStyle w:val="Style12"/>
+              </w:rPr>
+              <w:t>2. Технологический раздел</w:t>
+              <w:tab/>
+              <w:t>5</w:t>
+            </w:r>
+          </w:hyperlink>
         </w:p>
         <w:p>
           <w:pPr>
@@ -1224,12 +1251,16 @@
             </w:tabs>
             <w:rPr/>
           </w:pPr>
-          <w:r>
-            <w:rPr/>
-            <w:t>1.2 Основание разработки</w:t>
-            <w:tab/>
-            <w:t>4</w:t>
-          </w:r>
+          <w:hyperlink w:anchor="__RefHeading___Toc47_2900125873" w:tooltip="2.1 Ход работы">
+            <w:r>
+              <w:rPr>
+                <w:rStyle w:val="Style12"/>
+              </w:rPr>
+              <w:t>2.1 Ход работы</w:t>
+              <w:tab/>
+              <w:t>5</w:t>
+            </w:r>
+          </w:hyperlink>
         </w:p>
         <w:p>
           <w:pPr>
@@ -1240,12 +1271,16 @@
             </w:tabs>
             <w:rPr/>
           </w:pPr>
-          <w:r>
-            <w:rPr/>
-            <w:t>2. Технологический раздел</w:t>
-            <w:tab/>
-            <w:t>5</w:t>
-          </w:r>
+          <w:hyperlink w:anchor="__RefHeading___Toc117_2900125873" w:tooltip="3. Разработка">
+            <w:r>
+              <w:rPr>
+                <w:rStyle w:val="Style12"/>
+              </w:rPr>
+              <w:t>3. Разработка</w:t>
+              <w:tab/>
+              <w:t>6</w:t>
+            </w:r>
+          </w:hyperlink>
         </w:p>
         <w:p>
           <w:pPr>
@@ -1256,12 +1291,16 @@
             </w:tabs>
             <w:rPr/>
           </w:pPr>
-          <w:r>
-            <w:rPr/>
-            <w:t>2.1 Ход работы</w:t>
-            <w:tab/>
-            <w:t>5</w:t>
-          </w:r>
+          <w:hyperlink w:anchor="__RefHeading___Toc119_2900125873" w:tooltip="3.1 SCCSS">
+            <w:r>
+              <w:rPr>
+                <w:rStyle w:val="Style12"/>
+              </w:rPr>
+              <w:t>3.1 SCCSS</w:t>
+              <w:tab/>
+              <w:t>6</w:t>
+            </w:r>
+          </w:hyperlink>
         </w:p>
         <w:p>
           <w:pPr>
@@ -1272,12 +1311,16 @@
             </w:tabs>
             <w:rPr/>
           </w:pPr>
-          <w:r>
-            <w:rPr/>
-            <w:t>3. Разработка</w:t>
-            <w:tab/>
-            <w:t>6</w:t>
-          </w:r>
+          <w:hyperlink w:anchor="__RefHeading___Toc121_2900125873" w:tooltip="3.2 SCCSE">
+            <w:r>
+              <w:rPr>
+                <w:rStyle w:val="Style12"/>
+              </w:rPr>
+              <w:t>3.2 SCCSE</w:t>
+              <w:tab/>
+              <w:t>10</w:t>
+            </w:r>
+          </w:hyperlink>
         </w:p>
         <w:p>
           <w:pPr>
@@ -1288,12 +1331,16 @@
             </w:tabs>
             <w:rPr/>
           </w:pPr>
-          <w:r>
-            <w:rPr/>
-            <w:t>3.1 SCCSS</w:t>
-            <w:tab/>
-            <w:t>6</w:t>
-          </w:r>
+          <w:hyperlink w:anchor="__RefHeading___Toc323_2575299148" w:tooltip="Критерии универсального дизайна">
+            <w:r>
+              <w:rPr>
+                <w:rStyle w:val="Style12"/>
+              </w:rPr>
+              <w:t>Критерии универсального дизайна</w:t>
+              <w:tab/>
+              <w:t>12</w:t>
+            </w:r>
+          </w:hyperlink>
         </w:p>
         <w:p>
           <w:pPr>
@@ -1304,46 +1351,20 @@
             </w:tabs>
             <w:rPr/>
           </w:pPr>
+          <w:hyperlink w:anchor="__RefHeading___Toc325_2575299148" w:tooltip="Заключение">
+            <w:r>
+              <w:rPr>
+                <w:rStyle w:val="Style12"/>
+              </w:rPr>
+              <w:t>Заключение</w:t>
+              <w:tab/>
+              <w:t>13</w:t>
+            </w:r>
+          </w:hyperlink>
           <w:r>
-            <w:rPr/>
-            <w:t>3.2 SCCSE</w:t>
-            <w:tab/>
-            <w:t>10</w:t>
-          </w:r>
-        </w:p>
-        <w:p>
-          <w:pPr>
-            <w:pStyle w:val="TOC2"/>
-            <w:tabs>
-              <w:tab w:val="clear" w:pos="9638"/>
-              <w:tab w:val="right" w:pos="9637" w:leader="dot"/>
-            </w:tabs>
-            <w:rPr/>
-          </w:pPr>
-          <w:r>
-            <w:rPr/>
-            <w:t>Критерии универсального дизайна</w:t>
-            <w:tab/>
-            <w:t>12</w:t>
-          </w:r>
-        </w:p>
-        <w:p>
-          <w:pPr>
-            <w:pStyle w:val="TOC1"/>
-            <w:tabs>
-              <w:tab w:val="clear" w:pos="9638"/>
-              <w:tab w:val="right" w:pos="9637" w:leader="dot"/>
-            </w:tabs>
-            <w:rPr/>
-          </w:pPr>
-          <w:r>
-            <w:rPr/>
-            <w:t>Заключение</w:t>
-            <w:tab/>
-            <w:t>13</w:t>
-          </w:r>
-          <w:r>
-            <w:rPr/>
+            <w:rPr>
+              <w:rStyle w:val="Style12"/>
+            </w:rPr>
             <w:fldChar w:fldCharType="end"/>
           </w:r>
         </w:p>
@@ -6259,7 +6280,7 @@
     <w:pPr>
       <w:widowControl/>
       <w:suppressAutoHyphens w:val="true"/>
-      <w:overflowPunct w:val="false"/>
+      <w:overflowPunct w:val="true"/>
       <w:bidi w:val="0"/>
       <w:spacing w:before="0" w:after="0"/>
       <w:jc w:val="center"/>
@@ -6276,7 +6297,7 @@
   </w:style>
   <w:style w:type="paragraph" w:styleId="Heading1">
     <w:name w:val="heading 1"/>
-    <w:basedOn w:val="user1"/>
+    <w:basedOn w:val="Style13"/>
     <w:next w:val="BodyText"/>
     <w:qFormat/>
     <w:pPr>
@@ -6297,7 +6318,7 @@
   </w:style>
   <w:style w:type="paragraph" w:styleId="Heading2">
     <w:name w:val="heading 2"/>
-    <w:basedOn w:val="user1"/>
+    <w:basedOn w:val="Style13"/>
     <w:next w:val="BodyText"/>
     <w:qFormat/>
     <w:pPr>
@@ -6324,12 +6345,12 @@
       <w:u w:val="single"/>
     </w:rPr>
   </w:style>
-  <w:style w:type="character" w:styleId="user">
-    <w:name w:val="Ссылка указателя (user)"/>
+  <w:style w:type="character" w:styleId="Style12">
+    <w:name w:val="Ссылка указателя"/>
     <w:qFormat/>
     <w:rPr/>
   </w:style>
-  <w:style w:type="paragraph" w:styleId="Style12">
+  <w:style w:type="paragraph" w:styleId="Style13">
     <w:name w:val="Заголовок"/>
     <w:basedOn w:val="Normal"/>
     <w:next w:val="BodyText"/>
@@ -6381,7 +6402,7 @@
       <w:szCs w:val="24"/>
     </w:rPr>
   </w:style>
-  <w:style w:type="paragraph" w:styleId="Style13">
+  <w:style w:type="paragraph" w:styleId="Style14">
     <w:name w:val="Указатель"/>
     <w:basedOn w:val="Normal"/>
     <w:qFormat/>
@@ -6392,7 +6413,7 @@
       <w:rFonts w:cs="Arial"/>
     </w:rPr>
   </w:style>
-  <w:style w:type="paragraph" w:styleId="user1">
+  <w:style w:type="paragraph" w:styleId="user">
     <w:name w:val="Заголовок (user)"/>
     <w:basedOn w:val="Normal"/>
     <w:next w:val="BodyText"/>
@@ -6407,7 +6428,7 @@
       <w:szCs w:val="28"/>
     </w:rPr>
   </w:style>
-  <w:style w:type="paragraph" w:styleId="user2">
+  <w:style w:type="paragraph" w:styleId="user1">
     <w:name w:val="Указатель (user)"/>
     <w:basedOn w:val="Normal"/>
     <w:qFormat/>
@@ -6420,7 +6441,7 @@
   </w:style>
   <w:style w:type="paragraph" w:styleId="IndexHeading">
     <w:name w:val="index heading"/>
-    <w:basedOn w:val="user1"/>
+    <w:basedOn w:val="Style13"/>
     <w:pPr>
       <w:suppressLineNumbers/>
       <w:ind w:hanging="0" w:start="0"/>
@@ -6449,7 +6470,7 @@
   </w:style>
   <w:style w:type="paragraph" w:styleId="TOC1">
     <w:name w:val="toc 1"/>
-    <w:basedOn w:val="user2"/>
+    <w:basedOn w:val="Style14"/>
     <w:pPr>
       <w:tabs>
         <w:tab w:val="clear" w:pos="709"/>
@@ -6461,7 +6482,7 @@
   </w:style>
   <w:style w:type="paragraph" w:styleId="Title">
     <w:name w:val="Title"/>
-    <w:basedOn w:val="user1"/>
+    <w:basedOn w:val="Style13"/>
     <w:next w:val="BodyText"/>
     <w:qFormat/>
     <w:pPr>
@@ -6476,7 +6497,7 @@
   </w:style>
   <w:style w:type="paragraph" w:styleId="TOC2">
     <w:name w:val="toc 2"/>
-    <w:basedOn w:val="user2"/>
+    <w:basedOn w:val="Style14"/>
     <w:pPr>
       <w:tabs>
         <w:tab w:val="clear" w:pos="709"/>
